--- a/HELVETICTRAP_84_Phase1_Anleitung.docx
+++ b/HELVETICTRAP_84_Phase1_Anleitung.docx
@@ -8,12 +8,9 @@
         <w:jc w:val="center"/>
       </w:pPr>
       <w:r>
-        <w:rPr>
-          <w:color w:val="000000"/>
-        </w:rPr>
         <w:t>HELVETICTRAP '84</w:t>
         <w:br/>
-        <w:t>Phase 1.1 Spielanleitung und Levelbeschreibung</w:t>
+        <w:t>Phase 1.2 Spielanleitung und Levelbeschreibung</w:t>
       </w:r>
     </w:p>
     <w:p>
@@ -22,10 +19,7 @@
         <w:jc w:val="center"/>
       </w:pPr>
       <w:r>
-        <w:rPr>
-          <w:color w:val="000000"/>
-        </w:rPr>
-        <w:t>Version 0.1.1 · 18.09.2026</w:t>
+        <w:t>Version 0.1.2 · 25.09.2026</w:t>
       </w:r>
     </w:p>
     <w:p>
@@ -740,6 +734,79 @@
         <w:t>☐ Patrouillen lösen sich selbstständig von Wänden und bleiben nicht dauerhaft stehen.</w:t>
       </w:r>
     </w:p>
+    <w:p>
+      <w:pPr>
+        <w:pStyle w:val="Heading1"/>
+      </w:pPr>
+      <w:r>
+        <w:t>12 Verbesserungen in Version 0 1 2</w:t>
+      </w:r>
+    </w:p>
+    <w:p>
+      <w:pPr>
+        <w:pStyle w:val="ListBullet"/>
+      </w:pPr>
+      <w:r>
+        <w:t>Die Auftragsanzeige steht nun gross, kontrastreich und zentral direkt über dem Spielfeld.</w:t>
+      </w:r>
+    </w:p>
+    <w:p>
+      <w:pPr>
+        <w:pStyle w:val="ListBullet"/>
+      </w:pPr>
+      <w:r>
+        <w:t>Vor jedem Level erscheint eine Einsatzanzeige mit Levelname, Auftrag und einem Countdown von drei Sekunden.</w:t>
+      </w:r>
+    </w:p>
+    <w:p>
+      <w:pPr>
+        <w:pStyle w:val="ListBullet"/>
+      </w:pPr>
+      <w:r>
+        <w:t>Während des Countdowns sind Spieler, Patrouillen, Suche und Fallen vollständig angehalten.</w:t>
+      </w:r>
+    </w:p>
+    <w:p>
+      <w:pPr>
+        <w:pStyle w:val="ListBullet"/>
+      </w:pPr>
+      <w:r>
+        <w:t>Patrouillen werden möglichst weit vom Startpunkt des Spielers platziert. Dadurch bleibt nach dem Countdown eine faire Reaktionszeit.</w:t>
+      </w:r>
+    </w:p>
+    <w:p>
+      <w:pPr>
+        <w:pStyle w:val="Heading1"/>
+      </w:pPr>
+      <w:r>
+        <w:t>13 Ergänzte Testcheckliste für Version 0 1 2</w:t>
+      </w:r>
+    </w:p>
+    <w:p>
+      <w:r>
+        <w:t>☐ Die Auftragsanzeige ist auf PC, Tablet und Smartphone gut lesbar.</w:t>
+      </w:r>
+    </w:p>
+    <w:p>
+      <w:r>
+        <w:t>☐ Der Countdown erscheint beim Spielstart und nach jedem Levelwechsel.</w:t>
+      </w:r>
+    </w:p>
+    <w:p>
+      <w:r>
+        <w:t>☐ Während des Countdowns bewegen sich weder Spieler noch Patrouillen.</w:t>
+      </w:r>
+    </w:p>
+    <w:p>
+      <w:r>
+        <w:t>☐ Während des Countdowns lassen sich keine Fallen setzen und keine Depots durchsuchen.</w:t>
+      </w:r>
+    </w:p>
+    <w:p>
+      <w:r>
+        <w:t>☐ Patrouillen starten in allen zehn Levels mit ausreichendem Abstand zum Spieler.</w:t>
+      </w:r>
+    </w:p>
     <w:sectPr>
       <w:pgSz w:w="12240" w:h="15840"/>
       <w:pgMar w:top="964" w:right="1020" w:bottom="964" w:left="1020" w:header="720" w:footer="720" w:gutter="0"/>
